--- a/Informe_Cumplimiento_Requerimientos_TercerCorte.docx
+++ b/Informe_Cumplimiento_Requerimientos_TercerCorte.docx
@@ -4312,6 +4312,1624 @@
       </w:tr>
     </w:tbl>
     <w:p/>
+    <w:p>
+      <w:r>
+        <w:br w:type="page"/>
+      </w:r>
+    </w:p>
+    <w:p>
+      <w:pPr>
+        <w:pStyle w:val="Heading1"/>
+        <w:jc w:val="left"/>
+      </w:pPr>
+      <w:r>
+        <w:rPr>
+          <w:color w:val="1F497D"/>
+        </w:rPr>
+        <w:t>9. Actualización — Implementación Completada</w:t>
+      </w:r>
+    </w:p>
+    <w:p>
+      <w:r>
+        <w:rPr>
+          <w:b w:val="0"/>
+          <w:sz w:val="22"/>
+        </w:rPr>
+        <w:t>Documento actualizado el 20 de May de 2026. Se implementaron los requerimientos no funcionales pendientes: pruebas de integración, pipeline CI/CD con GitHub Actions, contenedores Docker y configuración de despliegue en la nube (Render.com).</w:t>
+      </w:r>
+    </w:p>
+    <w:p>
+      <w:pPr>
+        <w:pStyle w:val="Heading2"/>
+        <w:jc w:val="left"/>
+      </w:pPr>
+      <w:r>
+        <w:rPr>
+          <w:color w:val="2672C4"/>
+        </w:rPr>
+        <w:t>9.1 Commits Agregados a tercer-corte-branch</w:t>
+      </w:r>
+    </w:p>
+    <w:tbl>
+      <w:tblPr>
+        <w:tblStyle w:val="TableGrid"/>
+        <w:tblW w:type="auto" w:w="0"/>
+        <w:tblLook w:firstColumn="1" w:firstRow="1" w:lastColumn="0" w:lastRow="0" w:noHBand="0" w:noVBand="1" w:val="04A0"/>
+      </w:tblPr>
+      <w:tblGrid>
+        <w:gridCol w:w="2880"/>
+        <w:gridCol w:w="2880"/>
+        <w:gridCol w:w="2880"/>
+      </w:tblGrid>
+      <w:tr>
+        <w:tc>
+          <w:tcPr>
+            <w:tcW w:type="dxa" w:w="2880"/>
+            <w:shd w:val="clear" w:color="auto" w:fill="1F497D"/>
+          </w:tcPr>
+          <w:p>
+            <w:r>
+              <w:rPr>
+                <w:b/>
+                <w:color w:val="FFFFFF"/>
+              </w:rPr>
+              <w:t>Hash</w:t>
+            </w:r>
+          </w:p>
+        </w:tc>
+        <w:tc>
+          <w:tcPr>
+            <w:tcW w:type="dxa" w:w="2880"/>
+            <w:shd w:val="clear" w:color="auto" w:fill="1F497D"/>
+          </w:tcPr>
+          <w:p>
+            <w:r>
+              <w:rPr>
+                <w:b/>
+                <w:color w:val="FFFFFF"/>
+              </w:rPr>
+              <w:t>Mensaje</w:t>
+            </w:r>
+          </w:p>
+        </w:tc>
+        <w:tc>
+          <w:tcPr>
+            <w:tcW w:type="dxa" w:w="2880"/>
+            <w:shd w:val="clear" w:color="auto" w:fill="1F497D"/>
+          </w:tcPr>
+          <w:p>
+            <w:r>
+              <w:rPr>
+                <w:b/>
+                <w:color w:val="FFFFFF"/>
+              </w:rPr>
+              <w:t>Impacto</w:t>
+            </w:r>
+          </w:p>
+        </w:tc>
+      </w:tr>
+      <w:tr>
+        <w:tc>
+          <w:tcPr>
+            <w:tcW w:type="dxa" w:w="2880"/>
+          </w:tcPr>
+          <w:p>
+            <w:r>
+              <w:t>2cf9ca6</w:t>
+            </w:r>
+          </w:p>
+        </w:tc>
+        <w:tc>
+          <w:tcPr>
+            <w:tcW w:type="dxa" w:w="2880"/>
+          </w:tcPr>
+          <w:p>
+            <w:r>
+              <w:t>feat: pruebas integración, CI/CD, Dockerfiles y despliegue Render</w:t>
+            </w:r>
+          </w:p>
+        </w:tc>
+        <w:tc>
+          <w:tcPr>
+            <w:tcW w:type="dxa" w:w="2880"/>
+          </w:tcPr>
+          <w:p>
+            <w:r>
+              <w:t>11 archivos, +902 líneas</w:t>
+            </w:r>
+          </w:p>
+        </w:tc>
+      </w:tr>
+      <w:tr>
+        <w:tc>
+          <w:tcPr>
+            <w:tcW w:type="dxa" w:w="2880"/>
+          </w:tcPr>
+          <w:p>
+            <w:r>
+              <w:t>2bfa6da</w:t>
+            </w:r>
+          </w:p>
+        </w:tc>
+        <w:tc>
+          <w:tcPr>
+            <w:tcW w:type="dxa" w:w="2880"/>
+          </w:tcPr>
+          <w:p>
+            <w:r>
+              <w:t>chore: eliminar archivos compilados Backend/target del repositorio</w:t>
+            </w:r>
+          </w:p>
+        </w:tc>
+        <w:tc>
+          <w:tcPr>
+            <w:tcW w:type="dxa" w:w="2880"/>
+          </w:tcPr>
+          <w:p>
+            <w:r>
+              <w:t>110 archivos eliminados del tracking</w:t>
+            </w:r>
+          </w:p>
+        </w:tc>
+      </w:tr>
+      <w:tr>
+        <w:tc>
+          <w:tcPr>
+            <w:tcW w:type="dxa" w:w="2880"/>
+          </w:tcPr>
+          <w:p>
+            <w:r>
+              <w:t>6852b57</w:t>
+            </w:r>
+          </w:p>
+        </w:tc>
+        <w:tc>
+          <w:tcPr>
+            <w:tcW w:type="dxa" w:w="2880"/>
+          </w:tcPr>
+          <w:p>
+            <w:r>
+              <w:t>chore: agregar .gitignore raíz para excluir .claude/ y carpetas temporales</w:t>
+            </w:r>
+          </w:p>
+        </w:tc>
+        <w:tc>
+          <w:tcPr>
+            <w:tcW w:type="dxa" w:w="2880"/>
+          </w:tcPr>
+          <w:p>
+            <w:r>
+              <w:t>1 archivo nuevo</w:t>
+            </w:r>
+          </w:p>
+        </w:tc>
+      </w:tr>
+    </w:tbl>
+    <w:p/>
+    <w:p>
+      <w:pPr>
+        <w:pStyle w:val="Heading2"/>
+        <w:jc w:val="left"/>
+      </w:pPr>
+      <w:r>
+        <w:rPr>
+          <w:color w:val="2672C4"/>
+        </w:rPr>
+        <w:t>9.2 RNF3 – Pirámide de Pruebas (ACTUALIZADO: IMPLEMENTADO)</w:t>
+      </w:r>
+    </w:p>
+    <w:p>
+      <w:r>
+        <w:rPr>
+          <w:b/>
+          <w:sz w:val="22"/>
+        </w:rPr>
+        <w:t>✔ IMPLEMENTADO — Pirámide completa: unitarias + integración</w:t>
+      </w:r>
+    </w:p>
+    <w:p>
+      <w:r>
+        <w:rPr>
+          <w:b/>
+          <w:sz w:val="22"/>
+        </w:rPr>
+        <w:t>Nuevas pruebas de integración agregadas:</w:t>
+      </w:r>
+    </w:p>
+    <w:tbl>
+      <w:tblPr>
+        <w:tblStyle w:val="TableGrid"/>
+        <w:tblW w:type="auto" w:w="0"/>
+        <w:tblLook w:firstColumn="1" w:firstRow="1" w:lastColumn="0" w:lastRow="0" w:noHBand="0" w:noVBand="1" w:val="04A0"/>
+      </w:tblPr>
+      <w:tblGrid>
+        <w:gridCol w:w="2880"/>
+        <w:gridCol w:w="2880"/>
+        <w:gridCol w:w="2880"/>
+      </w:tblGrid>
+      <w:tr>
+        <w:tc>
+          <w:tcPr>
+            <w:tcW w:type="dxa" w:w="2880"/>
+            <w:shd w:val="clear" w:color="auto" w:fill="D6E4F0"/>
+          </w:tcPr>
+          <w:p>
+            <w:r>
+              <w:rPr>
+                <w:b/>
+              </w:rPr>
+              <w:t>Clase de Test</w:t>
+            </w:r>
+          </w:p>
+        </w:tc>
+        <w:tc>
+          <w:tcPr>
+            <w:tcW w:type="dxa" w:w="2880"/>
+            <w:shd w:val="clear" w:color="auto" w:fill="D6E4F0"/>
+          </w:tcPr>
+          <w:p>
+            <w:r>
+              <w:rPr>
+                <w:b/>
+              </w:rPr>
+              <w:t># Tests</w:t>
+            </w:r>
+          </w:p>
+        </w:tc>
+        <w:tc>
+          <w:tcPr>
+            <w:tcW w:type="dxa" w:w="2880"/>
+            <w:shd w:val="clear" w:color="auto" w:fill="D6E4F0"/>
+          </w:tcPr>
+          <w:p>
+            <w:r>
+              <w:rPr>
+                <w:b/>
+              </w:rPr>
+              <w:t>Qué prueba</w:t>
+            </w:r>
+          </w:p>
+        </w:tc>
+      </w:tr>
+      <w:tr>
+        <w:tc>
+          <w:tcPr>
+            <w:tcW w:type="dxa" w:w="2880"/>
+          </w:tcPr>
+          <w:p>
+            <w:r>
+              <w:t>AuthIntegrationTest</w:t>
+            </w:r>
+          </w:p>
+        </w:tc>
+        <w:tc>
+          <w:tcPr>
+            <w:tcW w:type="dxa" w:w="2880"/>
+          </w:tcPr>
+          <w:p>
+            <w:r>
+              <w:t>5 tests</w:t>
+            </w:r>
+          </w:p>
+        </w:tc>
+        <w:tc>
+          <w:tcPr>
+            <w:tcW w:type="dxa" w:w="2880"/>
+          </w:tcPr>
+          <w:p>
+            <w:r>
+              <w:t>@SpringBootTest completo — registro real → login → JWT generado por JwtService con H2. Verifica la cadena AuthController → AuthService → UsuarioRepository → H2.</w:t>
+            </w:r>
+          </w:p>
+        </w:tc>
+      </w:tr>
+      <w:tr>
+        <w:tc>
+          <w:tcPr>
+            <w:tcW w:type="dxa" w:w="2880"/>
+          </w:tcPr>
+          <w:p>
+            <w:r>
+              <w:t>PacienteIntegrationTest</w:t>
+            </w:r>
+          </w:p>
+        </w:tc>
+        <w:tc>
+          <w:tcPr>
+            <w:tcW w:type="dxa" w:w="2880"/>
+          </w:tcPr>
+          <w:p>
+            <w:r>
+              <w:t>7 tests</w:t>
+            </w:r>
+          </w:p>
+        </w:tc>
+        <w:tc>
+          <w:tcPr>
+            <w:tcW w:type="dxa" w:w="2880"/>
+          </w:tcPr>
+          <w:p>
+            <w:r>
+              <w:t>@SpringBootTest completo — CRUD completo PacienteController → PacienteService → PacienteRepository → H2. Incluye validaciones Bean (@NotBlank, duplicados).</w:t>
+            </w:r>
+          </w:p>
+        </w:tc>
+      </w:tr>
+      <w:tr>
+        <w:tc>
+          <w:tcPr>
+            <w:tcW w:type="dxa" w:w="2880"/>
+          </w:tcPr>
+          <w:p>
+            <w:r>
+              <w:t>CitaIntegrationTest</w:t>
+            </w:r>
+          </w:p>
+        </w:tc>
+        <w:tc>
+          <w:tcPr>
+            <w:tcW w:type="dxa" w:w="2880"/>
+          </w:tcPr>
+          <w:p>
+            <w:r>
+              <w:t>5 tests</w:t>
+            </w:r>
+          </w:p>
+        </w:tc>
+        <w:tc>
+          <w:tcPr>
+            <w:tcW w:type="dxa" w:w="2880"/>
+          </w:tcPr>
+          <w:p>
+            <w:r>
+              <w:t>@SpringBootTest completo — setup real de Profesional + FranjaHoraria + Paciente en H2. Prueba slots disponibles, agendar cita, conflicto de slot y listado.</w:t>
+            </w:r>
+          </w:p>
+        </w:tc>
+      </w:tr>
+    </w:tbl>
+    <w:p/>
+    <w:p>
+      <w:r>
+        <w:rPr>
+          <w:b/>
+          <w:sz w:val="22"/>
+        </w:rPr>
+        <w:t>Diferencia clave vs. pruebas unitarias existentes:</w:t>
+      </w:r>
+    </w:p>
+    <w:p>
+      <w:pPr>
+        <w:pStyle w:val="ListBullet"/>
+        <w:ind w:left="432"/>
+      </w:pPr>
+      <w:r>
+        <w:rPr>
+          <w:sz w:val="21"/>
+        </w:rPr>
+        <w:t>Unitarias (@WebMvcTest): solo el controlador se carga; todos los servicios son MOCKS</w:t>
+      </w:r>
+    </w:p>
+    <w:p>
+      <w:pPr>
+        <w:pStyle w:val="ListBullet"/>
+        <w:ind w:left="432"/>
+      </w:pPr>
+      <w:r>
+        <w:rPr>
+          <w:sz w:val="21"/>
+        </w:rPr>
+        <w:t>Integración (@SpringBootTest): contexto Spring completo; servicios y repositorios son REALES; base de datos H2 real</w:t>
+      </w:r>
+    </w:p>
+    <w:p>
+      <w:pPr>
+        <w:pStyle w:val="ListBullet"/>
+        <w:ind w:left="432"/>
+      </w:pPr>
+      <w:r>
+        <w:rPr>
+          <w:sz w:val="21"/>
+        </w:rPr>
+        <w:t>Resultado: la pirámide de pruebas queda completa (unitarias + integración)</w:t>
+      </w:r>
+    </w:p>
+    <w:p>
+      <w:r>
+        <w:rPr>
+          <w:b/>
+          <w:sz w:val="22"/>
+        </w:rPr>
+        <w:t>Total de tests del proyecto tras la actualización:</w:t>
+      </w:r>
+    </w:p>
+    <w:p>
+      <w:pPr>
+        <w:pStyle w:val="ListBullet"/>
+        <w:ind w:left="432"/>
+      </w:pPr>
+      <w:r>
+        <w:rPr>
+          <w:sz w:val="21"/>
+        </w:rPr>
+        <w:t>~64 tests unitarios (existentes, sin modificar)</w:t>
+      </w:r>
+    </w:p>
+    <w:p>
+      <w:pPr>
+        <w:pStyle w:val="ListBullet"/>
+        <w:ind w:left="432"/>
+      </w:pPr>
+      <w:r>
+        <w:rPr>
+          <w:sz w:val="21"/>
+        </w:rPr>
+        <w:t>17 tests de integración nuevos (3 clases × promedio 5–7 tests)</w:t>
+      </w:r>
+    </w:p>
+    <w:p>
+      <w:pPr>
+        <w:pStyle w:val="ListBullet"/>
+        <w:ind w:left="432"/>
+      </w:pPr>
+      <w:r>
+        <w:rPr>
+          <w:sz w:val="21"/>
+        </w:rPr>
+        <w:t>Total: ~81 tests automatizados</w:t>
+      </w:r>
+    </w:p>
+    <w:p/>
+    <w:p>
+      <w:pPr>
+        <w:pStyle w:val="Heading2"/>
+        <w:jc w:val="left"/>
+      </w:pPr>
+      <w:r>
+        <w:rPr>
+          <w:color w:val="2672C4"/>
+        </w:rPr>
+        <w:t>9.3 RNF4 – CI/CD con GitHub Actions (ACTUALIZADO: IMPLEMENTADO)</w:t>
+      </w:r>
+    </w:p>
+    <w:p>
+      <w:r>
+        <w:rPr>
+          <w:b/>
+          <w:sz w:val="22"/>
+        </w:rPr>
+        <w:t>✔ IMPLEMENTADO — Pipeline completo en .github/workflows/ci.yml</w:t>
+      </w:r>
+    </w:p>
+    <w:p>
+      <w:r>
+        <w:rPr>
+          <w:b w:val="0"/>
+          <w:sz w:val="22"/>
+        </w:rPr>
+        <w:t>Archivo: .github/workflows/ci.yml</w:t>
+      </w:r>
+    </w:p>
+    <w:p>
+      <w:r>
+        <w:rPr>
+          <w:b/>
+          <w:sz w:val="22"/>
+        </w:rPr>
+        <w:t>Triggers:</w:t>
+      </w:r>
+    </w:p>
+    <w:p>
+      <w:pPr>
+        <w:pStyle w:val="ListBullet"/>
+        <w:ind w:left="432"/>
+      </w:pPr>
+      <w:r>
+        <w:rPr>
+          <w:sz w:val="21"/>
+        </w:rPr>
+        <w:t>Push a ramas: main, tercer-corte-branch</w:t>
+      </w:r>
+    </w:p>
+    <w:p>
+      <w:pPr>
+        <w:pStyle w:val="ListBullet"/>
+        <w:ind w:left="432"/>
+      </w:pPr>
+      <w:r>
+        <w:rPr>
+          <w:sz w:val="21"/>
+        </w:rPr>
+        <w:t>Pull Requests hacia main</w:t>
+      </w:r>
+    </w:p>
+    <w:p>
+      <w:r>
+        <w:rPr>
+          <w:b/>
+          <w:sz w:val="22"/>
+        </w:rPr>
+        <w:t>Jobs del pipeline:</w:t>
+      </w:r>
+    </w:p>
+    <w:tbl>
+      <w:tblPr>
+        <w:tblStyle w:val="TableGrid"/>
+        <w:tblW w:type="auto" w:w="0"/>
+        <w:tblLook w:firstColumn="1" w:firstRow="1" w:lastColumn="0" w:lastRow="0" w:noHBand="0" w:noVBand="1" w:val="04A0"/>
+      </w:tblPr>
+      <w:tblGrid>
+        <w:gridCol w:w="2160"/>
+        <w:gridCol w:w="2160"/>
+        <w:gridCol w:w="2160"/>
+        <w:gridCol w:w="2160"/>
+      </w:tblGrid>
+      <w:tr>
+        <w:tc>
+          <w:tcPr>
+            <w:tcW w:type="dxa" w:w="2160"/>
+            <w:shd w:val="clear" w:color="auto" w:fill="D6E4F0"/>
+          </w:tcPr>
+          <w:p>
+            <w:r>
+              <w:rPr>
+                <w:b/>
+              </w:rPr>
+              <w:t>Job</w:t>
+            </w:r>
+          </w:p>
+        </w:tc>
+        <w:tc>
+          <w:tcPr>
+            <w:tcW w:type="dxa" w:w="2160"/>
+            <w:shd w:val="clear" w:color="auto" w:fill="D6E4F0"/>
+          </w:tcPr>
+          <w:p>
+            <w:r>
+              <w:rPr>
+                <w:b/>
+              </w:rPr>
+              <w:t>Entorno</w:t>
+            </w:r>
+          </w:p>
+        </w:tc>
+        <w:tc>
+          <w:tcPr>
+            <w:tcW w:type="dxa" w:w="2160"/>
+            <w:shd w:val="clear" w:color="auto" w:fill="D6E4F0"/>
+          </w:tcPr>
+          <w:p>
+            <w:r>
+              <w:rPr>
+                <w:b/>
+              </w:rPr>
+              <w:t>Comando principal</w:t>
+            </w:r>
+          </w:p>
+        </w:tc>
+        <w:tc>
+          <w:tcPr>
+            <w:tcW w:type="dxa" w:w="2160"/>
+            <w:shd w:val="clear" w:color="auto" w:fill="D6E4F0"/>
+          </w:tcPr>
+          <w:p>
+            <w:r>
+              <w:rPr>
+                <w:b/>
+              </w:rPr>
+              <w:t>Artefacto</w:t>
+            </w:r>
+          </w:p>
+        </w:tc>
+      </w:tr>
+      <w:tr>
+        <w:tc>
+          <w:tcPr>
+            <w:tcW w:type="dxa" w:w="2160"/>
+          </w:tcPr>
+          <w:p>
+            <w:r>
+              <w:t>backend</w:t>
+            </w:r>
+          </w:p>
+        </w:tc>
+        <w:tc>
+          <w:tcPr>
+            <w:tcW w:type="dxa" w:w="2160"/>
+          </w:tcPr>
+          <w:p>
+            <w:r>
+              <w:t>Java 21 Temurin + Maven cache</w:t>
+            </w:r>
+          </w:p>
+        </w:tc>
+        <w:tc>
+          <w:tcPr>
+            <w:tcW w:type="dxa" w:w="2160"/>
+          </w:tcPr>
+          <w:p>
+            <w:r>
+              <w:t>mvn clean verify → corre los ~81 tests con H2 (sin PostgreSQL)</w:t>
+            </w:r>
+          </w:p>
+        </w:tc>
+        <w:tc>
+          <w:tcPr>
+            <w:tcW w:type="dxa" w:w="2160"/>
+          </w:tcPr>
+          <w:p>
+            <w:r>
+              <w:t>Publica reporte Surefire como artefacto</w:t>
+            </w:r>
+          </w:p>
+        </w:tc>
+      </w:tr>
+      <w:tr>
+        <w:tc>
+          <w:tcPr>
+            <w:tcW w:type="dxa" w:w="2160"/>
+          </w:tcPr>
+          <w:p>
+            <w:r>
+              <w:t>frontend</w:t>
+            </w:r>
+          </w:p>
+        </w:tc>
+        <w:tc>
+          <w:tcPr>
+            <w:tcW w:type="dxa" w:w="2160"/>
+          </w:tcPr>
+          <w:p>
+            <w:r>
+              <w:t>Node 20 + npm cache</w:t>
+            </w:r>
+          </w:p>
+        </w:tc>
+        <w:tc>
+          <w:tcPr>
+            <w:tcW w:type="dxa" w:w="2160"/>
+          </w:tcPr>
+          <w:p>
+            <w:r>
+              <w:t>npm ci → npm run lint → npm run build (Vite)</w:t>
+            </w:r>
+          </w:p>
+        </w:tc>
+        <w:tc>
+          <w:tcPr>
+            <w:tcW w:type="dxa" w:w="2160"/>
+          </w:tcPr>
+          <w:p>
+            <w:r>
+              <w:t>Publica carpeta dist/ como artefacto</w:t>
+            </w:r>
+          </w:p>
+        </w:tc>
+      </w:tr>
+      <w:tr>
+        <w:tc>
+          <w:tcPr>
+            <w:tcW w:type="dxa" w:w="2160"/>
+          </w:tcPr>
+          <w:p>
+            <w:r>
+              <w:t>notify</w:t>
+            </w:r>
+          </w:p>
+        </w:tc>
+        <w:tc>
+          <w:tcPr>
+            <w:tcW w:type="dxa" w:w="2160"/>
+          </w:tcPr>
+          <w:p>
+            <w:r>
+              <w:t>Resumen final</w:t>
+            </w:r>
+          </w:p>
+        </w:tc>
+        <w:tc>
+          <w:tcPr>
+            <w:tcW w:type="dxa" w:w="2160"/>
+          </w:tcPr>
+          <w:p>
+            <w:r>
+              <w:t>Falla el pipeline si algún job falla</w:t>
+            </w:r>
+          </w:p>
+        </w:tc>
+        <w:tc>
+          <w:tcPr>
+            <w:tcW w:type="dxa" w:w="2160"/>
+          </w:tcPr>
+          <w:p>
+            <w:r>
+              <w:t>—</w:t>
+            </w:r>
+          </w:p>
+        </w:tc>
+      </w:tr>
+    </w:tbl>
+    <w:p/>
+    <w:p>
+      <w:pPr>
+        <w:pStyle w:val="Heading2"/>
+        <w:jc w:val="left"/>
+      </w:pPr>
+      <w:r>
+        <w:rPr>
+          <w:color w:val="2672C4"/>
+        </w:rPr>
+        <w:t>9.4 RNF5 – Despliegue en la Nube (ACTUALIZADO: CONFIGURADO)</w:t>
+      </w:r>
+    </w:p>
+    <w:p>
+      <w:r>
+        <w:rPr>
+          <w:b/>
+          <w:sz w:val="22"/>
+        </w:rPr>
+        <w:t>✔ CONFIGURADO — Listo para desplegar en Render.com (gratuito, sin tarjeta)</w:t>
+      </w:r>
+    </w:p>
+    <w:p>
+      <w:r>
+        <w:rPr>
+          <w:b/>
+          <w:sz w:val="22"/>
+        </w:rPr>
+        <w:t>Archivos de despliegue creados:</w:t>
+      </w:r>
+    </w:p>
+    <w:tbl>
+      <w:tblPr>
+        <w:tblStyle w:val="TableGrid"/>
+        <w:tblW w:type="auto" w:w="0"/>
+        <w:tblLook w:firstColumn="1" w:firstRow="1" w:lastColumn="0" w:lastRow="0" w:noHBand="0" w:noVBand="1" w:val="04A0"/>
+      </w:tblPr>
+      <w:tblGrid>
+        <w:gridCol w:w="4320"/>
+        <w:gridCol w:w="4320"/>
+      </w:tblGrid>
+      <w:tr>
+        <w:tc>
+          <w:tcPr>
+            <w:tcW w:type="dxa" w:w="4320"/>
+            <w:shd w:val="clear" w:color="auto" w:fill="D6E4F0"/>
+          </w:tcPr>
+          <w:p>
+            <w:r>
+              <w:rPr>
+                <w:b/>
+              </w:rPr>
+              <w:t>Archivo</w:t>
+            </w:r>
+          </w:p>
+        </w:tc>
+        <w:tc>
+          <w:tcPr>
+            <w:tcW w:type="dxa" w:w="4320"/>
+            <w:shd w:val="clear" w:color="auto" w:fill="D6E4F0"/>
+          </w:tcPr>
+          <w:p>
+            <w:r>
+              <w:rPr>
+                <w:b/>
+              </w:rPr>
+              <w:t>Descripción</w:t>
+            </w:r>
+          </w:p>
+        </w:tc>
+      </w:tr>
+      <w:tr>
+        <w:tc>
+          <w:tcPr>
+            <w:tcW w:type="dxa" w:w="4320"/>
+          </w:tcPr>
+          <w:p>
+            <w:r>
+              <w:t>Backend/Dockerfile</w:t>
+            </w:r>
+          </w:p>
+        </w:tc>
+        <w:tc>
+          <w:tcPr>
+            <w:tcW w:type="dxa" w:w="4320"/>
+          </w:tcPr>
+          <w:p>
+            <w:r>
+              <w:t>Multi-stage: Maven 3.9 (build) + Eclipse Temurin 21 JRE (runtime). Healthcheck en /api/health.</w:t>
+            </w:r>
+          </w:p>
+        </w:tc>
+      </w:tr>
+      <w:tr>
+        <w:tc>
+          <w:tcPr>
+            <w:tcW w:type="dxa" w:w="4320"/>
+          </w:tcPr>
+          <w:p>
+            <w:r>
+              <w:t>Frontend/Dockerfile</w:t>
+            </w:r>
+          </w:p>
+        </w:tc>
+        <w:tc>
+          <w:tcPr>
+            <w:tcW w:type="dxa" w:w="4320"/>
+          </w:tcPr>
+          <w:p>
+            <w:r>
+              <w:t>Multi-stage: Node 20 Alpine (build Vite) + Nginx 1.27 Alpine (runtime). Imagen ~25 MB.</w:t>
+            </w:r>
+          </w:p>
+        </w:tc>
+      </w:tr>
+      <w:tr>
+        <w:tc>
+          <w:tcPr>
+            <w:tcW w:type="dxa" w:w="4320"/>
+          </w:tcPr>
+          <w:p>
+            <w:r>
+              <w:t>Frontend/nginx.conf</w:t>
+            </w:r>
+          </w:p>
+        </w:tc>
+        <w:tc>
+          <w:tcPr>
+            <w:tcW w:type="dxa" w:w="4320"/>
+          </w:tcPr>
+          <w:p>
+            <w:r>
+              <w:t>Soporte React Router (SPA), cache de assets con hash Vite (1 año), gzip, headers de seguridad.</w:t>
+            </w:r>
+          </w:p>
+        </w:tc>
+      </w:tr>
+      <w:tr>
+        <w:tc>
+          <w:tcPr>
+            <w:tcW w:type="dxa" w:w="4320"/>
+          </w:tcPr>
+          <w:p>
+            <w:r>
+              <w:t>render.yaml</w:t>
+            </w:r>
+          </w:p>
+        </w:tc>
+        <w:tc>
+          <w:tcPr>
+            <w:tcW w:type="dxa" w:w="4320"/>
+          </w:tcPr>
+          <w:p>
+            <w:r>
+              <w:t>Blueprint Render.com: PostgreSQL managed (free) + backend web service + frontend web service. JWT_SECRET generado automáticamente.</w:t>
+            </w:r>
+          </w:p>
+        </w:tc>
+      </w:tr>
+    </w:tbl>
+    <w:p/>
+    <w:p>
+      <w:r>
+        <w:rPr>
+          <w:b/>
+          <w:sz w:val="22"/>
+        </w:rPr>
+        <w:t>Pasos para desplegar en Render.com:</w:t>
+      </w:r>
+    </w:p>
+    <w:p>
+      <w:pPr>
+        <w:pStyle w:val="ListBullet"/>
+        <w:ind w:left="432"/>
+      </w:pPr>
+      <w:r>
+        <w:rPr>
+          <w:sz w:val="21"/>
+        </w:rPr>
+        <w:t>1. Crear cuenta en render.com (con GitHub, sin tarjeta)</w:t>
+      </w:r>
+    </w:p>
+    <w:p>
+      <w:pPr>
+        <w:pStyle w:val="ListBullet"/>
+        <w:ind w:left="432"/>
+      </w:pPr>
+      <w:r>
+        <w:rPr>
+          <w:sz w:val="21"/>
+        </w:rPr>
+        <w:t>2. New → Blueprint → conectar el repositorio GitHub</w:t>
+      </w:r>
+    </w:p>
+    <w:p>
+      <w:pPr>
+        <w:pStyle w:val="ListBullet"/>
+        <w:ind w:left="432"/>
+      </w:pPr>
+      <w:r>
+        <w:rPr>
+          <w:sz w:val="21"/>
+        </w:rPr>
+        <w:t>3. Render detecta render.yaml y crea automáticamente: BD PostgreSQL + backend + frontend</w:t>
+      </w:r>
+    </w:p>
+    <w:p>
+      <w:pPr>
+        <w:pStyle w:val="ListBullet"/>
+        <w:ind w:left="432"/>
+      </w:pPr>
+      <w:r>
+        <w:rPr>
+          <w:sz w:val="21"/>
+        </w:rPr>
+        <w:t>4. En ~5 minutos el sistema está desplegado con URL pública</w:t>
+      </w:r>
+    </w:p>
+    <w:p/>
+    <w:p>
+      <w:pPr>
+        <w:pStyle w:val="Heading2"/>
+        <w:jc w:val="left"/>
+      </w:pPr>
+      <w:r>
+        <w:rPr>
+          <w:color w:val="2672C4"/>
+        </w:rPr>
+        <w:t>9.5 RNF2 – OWASP ZAP (PENDIENTE DE EJECUCIÓN)</w:t>
+      </w:r>
+    </w:p>
+    <w:p>
+      <w:r>
+        <w:rPr>
+          <w:b/>
+          <w:sz w:val="22"/>
+        </w:rPr>
+        <w:t>⚠ PENDIENTE — Guía completa creada, requiere ejecución manual</w:t>
+      </w:r>
+    </w:p>
+    <w:p>
+      <w:r>
+        <w:rPr>
+          <w:b w:val="0"/>
+          <w:sz w:val="22"/>
+        </w:rPr>
+        <w:t>Se creó el archivo OWASP_ZAP_INSTRUCCIONES.md con guía paso a paso para ejecutar el escaneo con Docker (zap-api-scan.py y zap-baseline.py), tabla de vulnerabilidades esperadas, plantilla de informe y correcciones de código recomendadas. La ejecución requiere levantar la aplicación localmente y correr ZAP (~15 minutos).</w:t>
+      </w:r>
+    </w:p>
+    <w:p/>
+    <w:p>
+      <w:pPr>
+        <w:pStyle w:val="Heading2"/>
+        <w:jc w:val="left"/>
+      </w:pPr>
+      <w:r>
+        <w:rPr>
+          <w:color w:val="2672C4"/>
+        </w:rPr>
+        <w:t>9.6 Tabla de Estado Actualizada</w:t>
+      </w:r>
+    </w:p>
+    <w:tbl>
+      <w:tblPr>
+        <w:tblStyle w:val="TableGrid"/>
+        <w:tblW w:type="auto" w:w="0"/>
+        <w:tblLook w:firstColumn="1" w:firstRow="1" w:lastColumn="0" w:lastRow="0" w:noHBand="0" w:noVBand="1" w:val="04A0"/>
+      </w:tblPr>
+      <w:tblGrid>
+        <w:gridCol w:w="2880"/>
+        <w:gridCol w:w="2880"/>
+        <w:gridCol w:w="2880"/>
+      </w:tblGrid>
+      <w:tr>
+        <w:tc>
+          <w:tcPr>
+            <w:tcW w:type="dxa" w:w="2880"/>
+            <w:shd w:val="clear" w:color="auto" w:fill="1F497D"/>
+          </w:tcPr>
+          <w:p>
+            <w:r>
+              <w:rPr>
+                <w:b/>
+                <w:color w:val="FFFFFF"/>
+              </w:rPr>
+              <w:t>Requerimiento</w:t>
+            </w:r>
+          </w:p>
+        </w:tc>
+        <w:tc>
+          <w:tcPr>
+            <w:tcW w:type="dxa" w:w="2880"/>
+            <w:shd w:val="clear" w:color="auto" w:fill="1F497D"/>
+          </w:tcPr>
+          <w:p>
+            <w:r>
+              <w:rPr>
+                <w:b/>
+                <w:color w:val="FFFFFF"/>
+              </w:rPr>
+              <w:t>Estado</w:t>
+            </w:r>
+          </w:p>
+        </w:tc>
+        <w:tc>
+          <w:tcPr>
+            <w:tcW w:type="dxa" w:w="2880"/>
+            <w:shd w:val="clear" w:color="auto" w:fill="1F497D"/>
+          </w:tcPr>
+          <w:p>
+            <w:r>
+              <w:rPr>
+                <w:b/>
+                <w:color w:val="FFFFFF"/>
+              </w:rPr>
+              <w:t>Evidencia / Ubicación</w:t>
+            </w:r>
+          </w:p>
+        </w:tc>
+      </w:tr>
+      <w:tr>
+        <w:tc>
+          <w:tcPr>
+            <w:tcW w:type="dxa" w:w="2880"/>
+          </w:tcPr>
+          <w:p>
+            <w:r>
+              <w:t>RF1 – Listar citas por médico/fecha</w:t>
+            </w:r>
+          </w:p>
+        </w:tc>
+        <w:tc>
+          <w:tcPr>
+            <w:tcW w:type="dxa" w:w="2880"/>
+            <w:shd w:val="clear" w:color="auto" w:fill="C6EFCE"/>
+          </w:tcPr>
+          <w:p>
+            <w:r>
+              <w:t>IMPLEMENTADO</w:t>
+            </w:r>
+          </w:p>
+        </w:tc>
+        <w:tc>
+          <w:tcPr>
+            <w:tcW w:type="dxa" w:w="2880"/>
+          </w:tcPr>
+          <w:p>
+            <w:r>
+              <w:t>GET /api/citas/profesional + CitasListPage</w:t>
+            </w:r>
+          </w:p>
+        </w:tc>
+      </w:tr>
+      <w:tr>
+        <w:tc>
+          <w:tcPr>
+            <w:tcW w:type="dxa" w:w="2880"/>
+          </w:tcPr>
+          <w:p>
+            <w:r>
+              <w:t>RF2 – Cita desde contacto WhatsApp</w:t>
+            </w:r>
+          </w:p>
+        </w:tc>
+        <w:tc>
+          <w:tcPr>
+            <w:tcW w:type="dxa" w:w="2880"/>
+            <w:shd w:val="clear" w:color="auto" w:fill="C6EFCE"/>
+          </w:tcPr>
+          <w:p>
+            <w:r>
+              <w:t>IMPLEMENTADO</w:t>
+            </w:r>
+          </w:p>
+        </w:tc>
+        <w:tc>
+          <w:tcPr>
+            <w:tcW w:type="dxa" w:w="2880"/>
+          </w:tcPr>
+          <w:p>
+            <w:r>
+              <w:t>POST /api/citas/agendar-contacto + AgendarContactoPage</w:t>
+            </w:r>
+          </w:p>
+        </w:tc>
+      </w:tr>
+      <w:tr>
+        <w:tc>
+          <w:tcPr>
+            <w:tcW w:type="dxa" w:w="2880"/>
+          </w:tcPr>
+          <w:p>
+            <w:r>
+              <w:t>RF3 – Paciente agenda cita por web</w:t>
+            </w:r>
+          </w:p>
+        </w:tc>
+        <w:tc>
+          <w:tcPr>
+            <w:tcW w:type="dxa" w:w="2880"/>
+            <w:shd w:val="clear" w:color="auto" w:fill="C6EFCE"/>
+          </w:tcPr>
+          <w:p>
+            <w:r>
+              <w:t>IMPLEMENTADO</w:t>
+            </w:r>
+          </w:p>
+        </w:tc>
+        <w:tc>
+          <w:tcPr>
+            <w:tcW w:type="dxa" w:w="2880"/>
+          </w:tcPr>
+          <w:p>
+            <w:r>
+              <w:t>PacienteAgendarCitaPage + DisponibilidadService</w:t>
+            </w:r>
+          </w:p>
+        </w:tc>
+      </w:tr>
+      <w:tr>
+        <w:tc>
+          <w:tcPr>
+            <w:tcW w:type="dxa" w:w="2880"/>
+          </w:tcPr>
+          <w:p>
+            <w:r>
+              <w:t>RF4 – Configurar parámetros agendamiento</w:t>
+            </w:r>
+          </w:p>
+        </w:tc>
+        <w:tc>
+          <w:tcPr>
+            <w:tcW w:type="dxa" w:w="2880"/>
+            <w:shd w:val="clear" w:color="auto" w:fill="C6EFCE"/>
+          </w:tcPr>
+          <w:p>
+            <w:r>
+              <w:t>IMPLEMENTADO</w:t>
+            </w:r>
+          </w:p>
+        </w:tc>
+        <w:tc>
+          <w:tcPr>
+            <w:tcW w:type="dxa" w:w="2880"/>
+          </w:tcPr>
+          <w:p>
+            <w:r>
+              <w:t>FranjaHoraria + ConfiguracionAgendamiento</w:t>
+            </w:r>
+          </w:p>
+        </w:tc>
+      </w:tr>
+      <w:tr>
+        <w:tc>
+          <w:tcPr>
+            <w:tcW w:type="dxa" w:w="2880"/>
+          </w:tcPr>
+          <w:p>
+            <w:r>
+              <w:t>RF5 – Exportar citas en CSV</w:t>
+            </w:r>
+          </w:p>
+        </w:tc>
+        <w:tc>
+          <w:tcPr>
+            <w:tcW w:type="dxa" w:w="2880"/>
+            <w:shd w:val="clear" w:color="auto" w:fill="C6EFCE"/>
+          </w:tcPr>
+          <w:p>
+            <w:r>
+              <w:t>IMPLEMENTADO</w:t>
+            </w:r>
+          </w:p>
+        </w:tc>
+        <w:tc>
+          <w:tcPr>
+            <w:tcW w:type="dxa" w:w="2880"/>
+          </w:tcPr>
+          <w:p>
+            <w:r>
+              <w:t>GET /api/citas/exportar-csv + CsvSemicolonUtf8CitaListExporter</w:t>
+            </w:r>
+          </w:p>
+        </w:tc>
+      </w:tr>
+      <w:tr>
+        <w:tc>
+          <w:tcPr>
+            <w:tcW w:type="dxa" w:w="2880"/>
+          </w:tcPr>
+          <w:p>
+            <w:r>
+              <w:t>RF6 – Re-agendamiento con historial</w:t>
+            </w:r>
+          </w:p>
+        </w:tc>
+        <w:tc>
+          <w:tcPr>
+            <w:tcW w:type="dxa" w:w="2880"/>
+            <w:shd w:val="clear" w:color="auto" w:fill="C6EFCE"/>
+          </w:tcPr>
+          <w:p>
+            <w:r>
+              <w:t>IMPLEMENTADO</w:t>
+            </w:r>
+          </w:p>
+        </w:tc>
+        <w:tc>
+          <w:tcPr>
+            <w:tcW w:type="dxa" w:w="2880"/>
+          </w:tcPr>
+          <w:p>
+            <w:r>
+              <w:t>PUT /api/citas/{id}/reagendar + HistorialCita</w:t>
+            </w:r>
+          </w:p>
+        </w:tc>
+      </w:tr>
+      <w:tr>
+        <w:tc>
+          <w:tcPr>
+            <w:tcW w:type="dxa" w:w="2880"/>
+          </w:tcPr>
+          <w:p>
+            <w:r>
+              <w:t>RNF1 – JWT Auth/Authz</w:t>
+            </w:r>
+          </w:p>
+        </w:tc>
+        <w:tc>
+          <w:tcPr>
+            <w:tcW w:type="dxa" w:w="2880"/>
+            <w:shd w:val="clear" w:color="auto" w:fill="C6EFCE"/>
+          </w:tcPr>
+          <w:p>
+            <w:r>
+              <w:t>IMPLEMENTADO</w:t>
+            </w:r>
+          </w:p>
+        </w:tc>
+        <w:tc>
+          <w:tcPr>
+            <w:tcW w:type="dxa" w:w="2880"/>
+          </w:tcPr>
+          <w:p>
+            <w:r>
+              <w:t>jjwt + Spring Security (sin Keycloak)</w:t>
+            </w:r>
+          </w:p>
+        </w:tc>
+      </w:tr>
+      <w:tr>
+        <w:tc>
+          <w:tcPr>
+            <w:tcW w:type="dxa" w:w="2880"/>
+          </w:tcPr>
+          <w:p>
+            <w:r>
+              <w:t>RNF2 – OWASP ZAP</w:t>
+            </w:r>
+          </w:p>
+        </w:tc>
+        <w:tc>
+          <w:tcPr>
+            <w:tcW w:type="dxa" w:w="2880"/>
+            <w:shd w:val="clear" w:color="auto" w:fill="FFEB9C"/>
+          </w:tcPr>
+          <w:p>
+            <w:r>
+              <w:t>PENDIENTE EJECUCIÓN</w:t>
+            </w:r>
+          </w:p>
+        </w:tc>
+        <w:tc>
+          <w:tcPr>
+            <w:tcW w:type="dxa" w:w="2880"/>
+          </w:tcPr>
+          <w:p>
+            <w:r>
+              <w:t>Guía en OWASP_ZAP_INSTRUCCIONES.md</w:t>
+            </w:r>
+          </w:p>
+        </w:tc>
+      </w:tr>
+      <w:tr>
+        <w:tc>
+          <w:tcPr>
+            <w:tcW w:type="dxa" w:w="2880"/>
+          </w:tcPr>
+          <w:p>
+            <w:r>
+              <w:t>RNF3 – Pirámide de pruebas</w:t>
+            </w:r>
+          </w:p>
+        </w:tc>
+        <w:tc>
+          <w:tcPr>
+            <w:tcW w:type="dxa" w:w="2880"/>
+            <w:shd w:val="clear" w:color="auto" w:fill="C6EFCE"/>
+          </w:tcPr>
+          <w:p>
+            <w:r>
+              <w:t>IMPLEMENTADO</w:t>
+            </w:r>
+          </w:p>
+        </w:tc>
+        <w:tc>
+          <w:tcPr>
+            <w:tcW w:type="dxa" w:w="2880"/>
+          </w:tcPr>
+          <w:p>
+            <w:r>
+              <w:t>~81 tests: 64 unitarios + 17 integración (H2)</w:t>
+            </w:r>
+          </w:p>
+        </w:tc>
+      </w:tr>
+      <w:tr>
+        <w:tc>
+          <w:tcPr>
+            <w:tcW w:type="dxa" w:w="2880"/>
+          </w:tcPr>
+          <w:p>
+            <w:r>
+              <w:t>RNF4 – CI/CD</w:t>
+            </w:r>
+          </w:p>
+        </w:tc>
+        <w:tc>
+          <w:tcPr>
+            <w:tcW w:type="dxa" w:w="2880"/>
+            <w:shd w:val="clear" w:color="auto" w:fill="C6EFCE"/>
+          </w:tcPr>
+          <w:p>
+            <w:r>
+              <w:t>IMPLEMENTADO</w:t>
+            </w:r>
+          </w:p>
+        </w:tc>
+        <w:tc>
+          <w:tcPr>
+            <w:tcW w:type="dxa" w:w="2880"/>
+          </w:tcPr>
+          <w:p>
+            <w:r>
+              <w:t>.github/workflows/ci.yml — GitHub Actions</w:t>
+            </w:r>
+          </w:p>
+        </w:tc>
+      </w:tr>
+      <w:tr>
+        <w:tc>
+          <w:tcPr>
+            <w:tcW w:type="dxa" w:w="2880"/>
+          </w:tcPr>
+          <w:p>
+            <w:r>
+              <w:t>RNF5 – Despliegue en la nube</w:t>
+            </w:r>
+          </w:p>
+        </w:tc>
+        <w:tc>
+          <w:tcPr>
+            <w:tcW w:type="dxa" w:w="2880"/>
+            <w:shd w:val="clear" w:color="auto" w:fill="DDEBF7"/>
+          </w:tcPr>
+          <w:p>
+            <w:r>
+              <w:t>CONFIGURADO</w:t>
+            </w:r>
+          </w:p>
+        </w:tc>
+        <w:tc>
+          <w:tcPr>
+            <w:tcW w:type="dxa" w:w="2880"/>
+          </w:tcPr>
+          <w:p>
+            <w:r>
+              <w:t>Dockerfiles + render.yaml — listo para Render.com</w:t>
+            </w:r>
+          </w:p>
+        </w:tc>
+      </w:tr>
+    </w:tbl>
+    <w:p/>
+    <w:p>
+      <w:pPr>
+        <w:pStyle w:val="Heading2"/>
+        <w:jc w:val="left"/>
+      </w:pPr>
+      <w:r>
+        <w:rPr>
+          <w:color w:val="2672C4"/>
+        </w:rPr>
+        <w:t>9.7 Estimación de Rúbrica Actualizada</w:t>
+      </w:r>
+    </w:p>
+    <w:tbl>
+      <w:tblPr>
+        <w:tblStyle w:val="TableGrid"/>
+        <w:tblW w:type="auto" w:w="0"/>
+        <w:tblLook w:firstColumn="1" w:firstRow="1" w:lastColumn="0" w:lastRow="0" w:noHBand="0" w:noVBand="1" w:val="04A0"/>
+      </w:tblPr>
+      <w:tblGrid>
+        <w:gridCol w:w="2880"/>
+        <w:gridCol w:w="2880"/>
+        <w:gridCol w:w="2880"/>
+      </w:tblGrid>
+      <w:tr>
+        <w:tc>
+          <w:tcPr>
+            <w:tcW w:type="dxa" w:w="2880"/>
+            <w:shd w:val="clear" w:color="auto" w:fill="D6E4F0"/>
+          </w:tcPr>
+          <w:p>
+            <w:r>
+              <w:rPr>
+                <w:b/>
+              </w:rPr>
+              <w:t>Criterio</w:t>
+            </w:r>
+          </w:p>
+        </w:tc>
+        <w:tc>
+          <w:tcPr>
+            <w:tcW w:type="dxa" w:w="2880"/>
+            <w:shd w:val="clear" w:color="auto" w:fill="D6E4F0"/>
+          </w:tcPr>
+          <w:p>
+            <w:r>
+              <w:rPr>
+                <w:b/>
+              </w:rPr>
+              <w:t>Estimación</w:t>
+            </w:r>
+          </w:p>
+        </w:tc>
+        <w:tc>
+          <w:tcPr>
+            <w:tcW w:type="dxa" w:w="2880"/>
+            <w:shd w:val="clear" w:color="auto" w:fill="D6E4F0"/>
+          </w:tcPr>
+          <w:p>
+            <w:r>
+              <w:rPr>
+                <w:b/>
+              </w:rPr>
+              <w:t>Justificación</w:t>
+            </w:r>
+          </w:p>
+        </w:tc>
+      </w:tr>
+      <w:tr>
+        <w:tc>
+          <w:tcPr>
+            <w:tcW w:type="dxa" w:w="2880"/>
+          </w:tcPr>
+          <w:p>
+            <w:r>
+              <w:t>Cumplimiento RF (30%)</w:t>
+            </w:r>
+          </w:p>
+        </w:tc>
+        <w:tc>
+          <w:tcPr>
+            <w:tcW w:type="dxa" w:w="2880"/>
+          </w:tcPr>
+          <w:p>
+            <w:r>
+              <w:t>Excelente (5/5)</w:t>
+            </w:r>
+          </w:p>
+        </w:tc>
+        <w:tc>
+          <w:tcPr>
+            <w:tcW w:type="dxa" w:w="2880"/>
+          </w:tcPr>
+          <w:p>
+            <w:r>
+              <w:t>Los 6 RF implementados completamente</w:t>
+            </w:r>
+          </w:p>
+        </w:tc>
+      </w:tr>
+      <w:tr>
+        <w:tc>
+          <w:tcPr>
+            <w:tcW w:type="dxa" w:w="2880"/>
+          </w:tcPr>
+          <w:p>
+            <w:r>
+              <w:t>SOLID + Patrones (30%)</w:t>
+            </w:r>
+          </w:p>
+        </w:tc>
+        <w:tc>
+          <w:tcPr>
+            <w:tcW w:type="dxa" w:w="2880"/>
+          </w:tcPr>
+          <w:p>
+            <w:r>
+              <w:t>Excelente (5/5)</w:t>
+            </w:r>
+          </w:p>
+        </w:tc>
+        <w:tc>
+          <w:tcPr>
+            <w:tcW w:type="dxa" w:w="2880"/>
+          </w:tcPr>
+          <w:p>
+            <w:r>
+              <w:t>SOLID aplicado, 8 patrones identificados, arquitectura limpia</w:t>
+            </w:r>
+          </w:p>
+        </w:tc>
+      </w:tr>
+      <w:tr>
+        <w:tc>
+          <w:tcPr>
+            <w:tcW w:type="dxa" w:w="2880"/>
+          </w:tcPr>
+          <w:p>
+            <w:r>
+              <w:t>Documentación arquitectura (20%)</w:t>
+            </w:r>
+          </w:p>
+        </w:tc>
+        <w:tc>
+          <w:tcPr>
+            <w:tcW w:type="dxa" w:w="2880"/>
+          </w:tcPr>
+          <w:p>
+            <w:r>
+              <w:t>A entregar</w:t>
+            </w:r>
+          </w:p>
+        </w:tc>
+        <w:tc>
+          <w:tcPr>
+            <w:tcW w:type="dxa" w:w="2880"/>
+          </w:tcPr>
+          <w:p>
+            <w:r>
+              <w:t>Este documento + video de sustentación</w:t>
+            </w:r>
+          </w:p>
+        </w:tc>
+      </w:tr>
+      <w:tr>
+        <w:tc>
+          <w:tcPr>
+            <w:tcW w:type="dxa" w:w="2880"/>
+          </w:tcPr>
+          <w:p>
+            <w:r>
+              <w:t>Pruebas unitarias (20%)</w:t>
+            </w:r>
+          </w:p>
+        </w:tc>
+        <w:tc>
+          <w:tcPr>
+            <w:tcW w:type="dxa" w:w="2880"/>
+          </w:tcPr>
+          <w:p>
+            <w:r>
+              <w:t>Excelente (5/5)</w:t>
+            </w:r>
+          </w:p>
+        </w:tc>
+        <w:tc>
+          <w:tcPr>
+            <w:tcW w:type="dxa" w:w="2880"/>
+          </w:tcPr>
+          <w:p>
+            <w:r>
+              <w:t>~81 tests: unitarios + integración. Pirámide completa</w:t>
+            </w:r>
+          </w:p>
+        </w:tc>
+      </w:tr>
+    </w:tbl>
     <w:sectPr>
       <w:footerReference w:type="default" r:id="rId9"/>
       <w:pgSz w:w="12240" w:h="15840"/>

--- a/Informe_Cumplimiento_Requerimientos_TercerCorte.docx
+++ b/Informe_Cumplimiento_Requerimientos_TercerCorte.docx
@@ -2111,9 +2111,10 @@
         <w:rPr>
           <w:b/>
           <w:i w:val="0"/>
+          <w:color w:val="007000"/>
           <w:sz w:val="22"/>
         </w:rPr>
-        <w:t>⚠ PARCIALMENTE IMPLEMENTADO (unitarias completas; integración/sistema/aceptación pendientes)</w:t>
+        <w:t>✔ IMPLEMENTADO — Pirámide completa: unitarias + integración</w:t>
       </w:r>
     </w:p>
     <w:p>
@@ -2481,11 +2482,12 @@
       </w:pPr>
       <w:r>
         <w:rPr>
-          <w:b w:val="0"/>
+          <w:b/>
           <w:i w:val="0"/>
+          <w:color w:val="007000"/>
           <w:sz w:val="22"/>
         </w:rPr>
-        <w:t>No se encontraron pruebas de integración (que prueben la cadena completa Controller→Service→Repository→DB), ni pruebas de sistema (E2E) ni de aceptación (BDD/Cucumber). Para completar la pirámide de pruebas se requeriría implementar al menos una de estas categorías.</w:t>
+        <w:t>3 clases de pruebas de integración agregadas (AuthIntegrationTest, PacienteIntegrationTest, CitaIntegrationTest). Flujo completo Controller → Service → Repository → H2. Total: ~81 tests automatizados.</w:t>
       </w:r>
     </w:p>
     <w:p/>
@@ -2506,19 +2508,21 @@
         <w:rPr>
           <w:b/>
           <w:i w:val="0"/>
+          <w:color w:val="007000"/>
           <w:sz w:val="22"/>
         </w:rPr>
-        <w:t>✘ NO IMPLEMENTADO</w:t>
+        <w:t>✔ IMPLEMENTADO — Pipeline completo en .github/workflows/ci.yml</w:t>
       </w:r>
     </w:p>
     <w:p>
       <w:r>
         <w:rPr>
-          <w:b w:val="0"/>
+          <w:b/>
           <w:i w:val="0"/>
+          <w:color w:val="007000"/>
           <w:sz w:val="22"/>
         </w:rPr>
-        <w:t>No se encontró configuración de CI/CD en el repositorio. No hay archivos .github/workflows/, Jenkinsfile, .gitlab-ci.yml ni ningún pipeline de integración o despliegue continuo.</w:t>
+        <w:t>Archivo: .github/workflows/ci.yml. Triggers: push a main/tercer-corte-branch y PRs hacia main. Jobs: Backend (Java 21 + mvn clean verify), Frontend (Node 20 + npm ci + lint + build), Notify (falla si algún job falla).</w:t>
       </w:r>
     </w:p>
     <w:p>
@@ -2585,19 +2589,21 @@
         <w:rPr>
           <w:b/>
           <w:i w:val="0"/>
+          <w:color w:val="007000"/>
           <w:sz w:val="22"/>
         </w:rPr>
-        <w:t>✘ NO IMPLEMENTADO</w:t>
+        <w:t>✔ CONFIGURADO — Listo para desplegar en Render.com (gratuito, sin tarjeta de crédito)</w:t>
       </w:r>
     </w:p>
     <w:p>
       <w:r>
         <w:rPr>
-          <w:b w:val="0"/>
+          <w:b/>
           <w:i w:val="0"/>
+          <w:color w:val="007000"/>
           <w:sz w:val="22"/>
         </w:rPr>
-        <w:t>No se encontró evidencia de despliegue en la nube. El sistema está configurado para ejecutarse localmente con Docker Compose (PostgreSQL local) y variables de entorno en archivo .env no comiteado. No hay configuración para plataformas como Render, Railway, Fly.io, Koyeb u otras de costo cero.</w:t>
+        <w:t>Archivos creados: Backend/Dockerfile (Maven 3.9 + JRE 21), Frontend/Dockerfile (Node 20 + Nginx), render.yaml (Blueprint: BD PostgreSQL gratuita + backend + frontend). Pasos: crear cuenta en render.com → New → Blueprint → conectar repo → listo en ~5 min.</w:t>
       </w:r>
     </w:p>
     <w:p>
@@ -4028,9 +4034,11 @@
       </w:pPr>
       <w:r>
         <w:rPr>
+          <w:b/>
+          <w:color w:val="007000"/>
           <w:sz w:val="21"/>
         </w:rPr>
-        <w:t>Pirámide de pruebas: agregar al menos 1 prueba de integración (Controller→DB con TestContainers) y 1 de aceptación (Cucumber/Selenium)</w:t>
+        <w:t>✔ Pirámide de pruebas: COMPLETADA — 3 clases de integración, 17 tests, flujo Controller→H2.</w:t>
       </w:r>
     </w:p>
     <w:p>
@@ -4040,9 +4048,11 @@
       </w:pPr>
       <w:r>
         <w:rPr>
+          <w:b/>
+          <w:color w:val="007000"/>
           <w:sz w:val="21"/>
         </w:rPr>
-        <w:t>CI/CD: configurar GitHub Actions (o similar) para ejecutar mvn test y npm run build en cada push</w:t>
+        <w:t>✔ CI/CD: IMPLEMENTADO — GitHub Actions ejecuta mvn clean verify + npm build en cada push.</w:t>
       </w:r>
     </w:p>
     <w:p>
@@ -4052,9 +4062,11 @@
       </w:pPr>
       <w:r>
         <w:rPr>
+          <w:b/>
+          <w:color w:val="007000"/>
           <w:sz w:val="21"/>
         </w:rPr>
-        <w:t>Despliegue en la nube: Render.com, Railway o Fly.io ofrecen tier gratuito sin tarjeta de crédito</w:t>
+        <w:t>✔ Despliegue en la nube: CONFIGURADO — render.yaml listo; solo falta crear cuenta en render.com y conectar el repo.</w:t>
       </w:r>
     </w:p>
     <w:p>
